--- a/documentation/Abstract.docx
+++ b/documentation/Abstract.docx
@@ -4,444 +4,1232 @@
   <w:body>
     <w:p>
       <w:pPr>
-        <w:spacing w:before="100" w:beforeAutospacing="1" w:after="100" w:afterAutospacing="1" w:line="240" w:lineRule="auto"/>
+        <w:spacing w:line="360" w:lineRule="auto"/>
+        <w:rPr>
+          <w:b/>
+          <w:bCs/>
+        </w:rPr>
+      </w:pPr>
+      <w:r>
+        <w:rPr>
+          <w:noProof/>
+        </w:rPr>
+        <w:drawing>
+          <wp:anchor distT="0" distB="0" distL="114300" distR="114300" simplePos="0" relativeHeight="251659264" behindDoc="0" locked="0" layoutInCell="1" allowOverlap="1" wp14:anchorId="273624C1" wp14:editId="2584F4EF">
+            <wp:simplePos x="0" y="0"/>
+            <wp:positionH relativeFrom="margin">
+              <wp:align>center</wp:align>
+            </wp:positionH>
+            <wp:positionV relativeFrom="paragraph">
+              <wp:posOffset>241300</wp:posOffset>
+            </wp:positionV>
+            <wp:extent cx="2354716" cy="1307870"/>
+            <wp:effectExtent l="0" t="0" r="7620" b="6985"/>
+            <wp:wrapNone/>
+            <wp:docPr id="1" name="Picture 3" descr="Logo, company name&#10;&#10;Description automatically generated">
+              <a:extLst xmlns:a="http://schemas.openxmlformats.org/drawingml/2006/main">
+                <a:ext uri="{FF2B5EF4-FFF2-40B4-BE49-F238E27FC236}">
+                  <a16:creationId xmlns:a16="http://schemas.microsoft.com/office/drawing/2014/main" id="{FD19C000-618F-3D46-A507-FD1D2983F37B}"/>
+                </a:ext>
+              </a:extLst>
+            </wp:docPr>
+            <wp:cNvGraphicFramePr>
+              <a:graphicFrameLocks xmlns:a="http://schemas.openxmlformats.org/drawingml/2006/main" noChangeAspect="1"/>
+            </wp:cNvGraphicFramePr>
+            <a:graphic xmlns:a="http://schemas.openxmlformats.org/drawingml/2006/main">
+              <a:graphicData uri="http://schemas.openxmlformats.org/drawingml/2006/picture">
+                <pic:pic xmlns:pic="http://schemas.openxmlformats.org/drawingml/2006/picture">
+                  <pic:nvPicPr>
+                    <pic:cNvPr id="4" name="Picture 3" descr="Logo, company name&#10;&#10;Description automatically generated">
+                      <a:extLst>
+                        <a:ext uri="{FF2B5EF4-FFF2-40B4-BE49-F238E27FC236}">
+                          <a16:creationId xmlns:a16="http://schemas.microsoft.com/office/drawing/2014/main" id="{FD19C000-618F-3D46-A507-FD1D2983F37B}"/>
+                        </a:ext>
+                      </a:extLst>
+                    </pic:cNvPr>
+                    <pic:cNvPicPr>
+                      <a:picLocks noChangeAspect="1"/>
+                    </pic:cNvPicPr>
+                  </pic:nvPicPr>
+                  <pic:blipFill>
+                    <a:blip r:embed="rId8"/>
+                    <a:stretch>
+                      <a:fillRect/>
+                    </a:stretch>
+                  </pic:blipFill>
+                  <pic:spPr>
+                    <a:xfrm>
+                      <a:off x="0" y="0"/>
+                      <a:ext cx="2354716" cy="1307870"/>
+                    </a:xfrm>
+                    <a:prstGeom prst="rect">
+                      <a:avLst/>
+                    </a:prstGeom>
+                  </pic:spPr>
+                </pic:pic>
+              </a:graphicData>
+            </a:graphic>
+            <wp14:sizeRelH relativeFrom="margin">
+              <wp14:pctWidth>0</wp14:pctWidth>
+            </wp14:sizeRelH>
+            <wp14:sizeRelV relativeFrom="margin">
+              <wp14:pctHeight>0</wp14:pctHeight>
+            </wp14:sizeRelV>
+          </wp:anchor>
+        </w:drawing>
+      </w:r>
+    </w:p>
+    <w:p>
+      <w:pPr>
+        <w:spacing w:line="360" w:lineRule="auto"/>
+        <w:ind w:left="360"/>
+        <w:rPr>
+          <w:b/>
+          <w:bCs/>
+        </w:rPr>
+      </w:pPr>
+    </w:p>
+    <w:p>
+      <w:pPr>
+        <w:spacing w:line="360" w:lineRule="auto"/>
+        <w:ind w:left="360"/>
+        <w:rPr>
+          <w:b/>
+          <w:bCs/>
+        </w:rPr>
+      </w:pPr>
+    </w:p>
+    <w:p/>
+    <w:p/>
+    <w:p/>
+    <w:p/>
+    <w:p>
+      <w:pPr>
+        <w:rPr>
+          <w:b/>
+          <w:bCs/>
+        </w:rPr>
+      </w:pPr>
+    </w:p>
+    <w:p>
+      <w:pPr>
+        <w:jc w:val="center"/>
+        <w:rPr>
+          <w:b/>
+          <w:bCs/>
+          <w:sz w:val="52"/>
+          <w:szCs w:val="52"/>
+        </w:rPr>
+      </w:pPr>
+      <w:r>
+        <w:rPr>
+          <w:b/>
+          <w:bCs/>
+          <w:sz w:val="52"/>
+          <w:szCs w:val="52"/>
+        </w:rPr>
+        <w:t>PUSL31</w:t>
+      </w:r>
+      <w:r>
+        <w:rPr>
+          <w:b/>
+          <w:bCs/>
+          <w:sz w:val="52"/>
+          <w:szCs w:val="52"/>
+        </w:rPr>
+        <w:t>90</w:t>
+      </w:r>
+      <w:r>
+        <w:rPr>
+          <w:b/>
+          <w:bCs/>
+          <w:sz w:val="52"/>
+          <w:szCs w:val="52"/>
+        </w:rPr>
+        <w:t xml:space="preserve"> Computing Project</w:t>
+      </w:r>
+    </w:p>
+    <w:p>
+      <w:pPr>
+        <w:jc w:val="center"/>
+        <w:rPr>
+          <w:sz w:val="48"/>
+          <w:szCs w:val="48"/>
+        </w:rPr>
+      </w:pPr>
+    </w:p>
+    <w:p>
+      <w:pPr>
+        <w:jc w:val="center"/>
+        <w:rPr>
+          <w:b/>
+          <w:bCs/>
+          <w:sz w:val="48"/>
+          <w:szCs w:val="48"/>
+        </w:rPr>
+      </w:pPr>
+      <w:r>
+        <w:rPr>
+          <w:b/>
+          <w:bCs/>
+          <w:sz w:val="48"/>
+          <w:szCs w:val="48"/>
+        </w:rPr>
+        <w:t>Abstract</w:t>
+      </w:r>
+    </w:p>
+    <w:p>
+      <w:pPr>
+        <w:jc w:val="center"/>
+        <w:rPr>
+          <w:sz w:val="48"/>
+          <w:szCs w:val="48"/>
+        </w:rPr>
+      </w:pPr>
+    </w:p>
+    <w:p>
+      <w:pPr>
+        <w:jc w:val="center"/>
+        <w:rPr>
+          <w:sz w:val="48"/>
+          <w:szCs w:val="48"/>
+        </w:rPr>
+      </w:pPr>
+    </w:p>
+    <w:p>
+      <w:pPr>
+        <w:jc w:val="center"/>
+        <w:rPr>
+          <w:rFonts w:ascii="Times New Roman" w:hAnsi="Times New Roman" w:cs="Times New Roman"/>
+          <w:sz w:val="40"/>
+          <w:szCs w:val="40"/>
+        </w:rPr>
+      </w:pPr>
+    </w:p>
+    <w:p>
+      <w:pPr>
+        <w:jc w:val="center"/>
+        <w:rPr>
+          <w:rFonts w:cstheme="minorHAnsi"/>
+          <w:sz w:val="40"/>
+          <w:szCs w:val="40"/>
+        </w:rPr>
+      </w:pPr>
+      <w:r>
+        <w:rPr>
+          <w:rFonts w:cstheme="minorHAnsi"/>
+          <w:sz w:val="40"/>
+          <w:szCs w:val="40"/>
+        </w:rPr>
+        <w:t>Cre8tify Web Application</w:t>
+      </w:r>
+    </w:p>
+    <w:p>
+      <w:pPr>
+        <w:jc w:val="center"/>
+        <w:rPr>
+          <w:rFonts w:cstheme="minorHAnsi"/>
+          <w:sz w:val="40"/>
+          <w:szCs w:val="40"/>
+        </w:rPr>
+      </w:pPr>
+      <w:r>
+        <w:rPr>
+          <w:rFonts w:cstheme="minorHAnsi"/>
+          <w:sz w:val="40"/>
+          <w:szCs w:val="40"/>
+        </w:rPr>
+        <w:br/>
+      </w:r>
+    </w:p>
+    <w:p>
+      <w:pPr>
+        <w:jc w:val="center"/>
+        <w:rPr>
+          <w:rFonts w:cstheme="minorHAnsi"/>
+          <w:sz w:val="40"/>
+          <w:szCs w:val="40"/>
+        </w:rPr>
+      </w:pPr>
+    </w:p>
+    <w:p>
+      <w:pPr>
+        <w:jc w:val="center"/>
+        <w:rPr>
+          <w:rFonts w:cstheme="minorHAnsi"/>
+          <w:sz w:val="40"/>
+          <w:szCs w:val="40"/>
+        </w:rPr>
+      </w:pPr>
+      <w:r>
+        <w:rPr>
+          <w:rFonts w:cstheme="minorHAnsi"/>
+          <w:sz w:val="40"/>
+          <w:szCs w:val="40"/>
+        </w:rPr>
+        <w:t xml:space="preserve">Supervisor: </w:t>
+      </w:r>
+      <w:r>
+        <w:rPr>
+          <w:rFonts w:cstheme="minorHAnsi"/>
+          <w:sz w:val="40"/>
+          <w:szCs w:val="40"/>
+        </w:rPr>
+        <w:t xml:space="preserve">Miss Dharani </w:t>
+      </w:r>
+      <w:proofErr w:type="spellStart"/>
+      <w:r>
+        <w:rPr>
+          <w:rFonts w:cstheme="minorHAnsi"/>
+          <w:sz w:val="40"/>
+          <w:szCs w:val="40"/>
+        </w:rPr>
+        <w:t>Rajasinghe</w:t>
+      </w:r>
+      <w:proofErr w:type="spellEnd"/>
+    </w:p>
+    <w:p>
+      <w:pPr>
+        <w:jc w:val="center"/>
+        <w:rPr>
+          <w:rFonts w:cstheme="minorHAnsi"/>
+          <w:sz w:val="40"/>
+          <w:szCs w:val="40"/>
+        </w:rPr>
+      </w:pPr>
+    </w:p>
+    <w:p>
+      <w:pPr>
+        <w:jc w:val="center"/>
+        <w:rPr>
+          <w:rFonts w:cstheme="minorHAnsi"/>
+          <w:sz w:val="40"/>
+          <w:szCs w:val="40"/>
+        </w:rPr>
+      </w:pPr>
+    </w:p>
+    <w:p>
+      <w:pPr>
+        <w:jc w:val="center"/>
+        <w:rPr>
+          <w:rFonts w:cstheme="minorHAnsi"/>
+          <w:sz w:val="40"/>
+          <w:szCs w:val="40"/>
+        </w:rPr>
+      </w:pPr>
+      <w:r>
+        <w:rPr>
+          <w:rFonts w:cstheme="minorHAnsi"/>
+          <w:sz w:val="40"/>
+          <w:szCs w:val="40"/>
+        </w:rPr>
+        <w:t xml:space="preserve">Name: Mahara </w:t>
+      </w:r>
+      <w:proofErr w:type="spellStart"/>
+      <w:r>
+        <w:rPr>
+          <w:rFonts w:cstheme="minorHAnsi"/>
+          <w:sz w:val="40"/>
+          <w:szCs w:val="40"/>
+        </w:rPr>
+        <w:t>Mahara</w:t>
+      </w:r>
+      <w:proofErr w:type="spellEnd"/>
+      <w:r>
+        <w:rPr>
+          <w:rFonts w:cstheme="minorHAnsi"/>
+          <w:sz w:val="40"/>
+          <w:szCs w:val="40"/>
+        </w:rPr>
+        <w:t xml:space="preserve"> </w:t>
+      </w:r>
+    </w:p>
+    <w:p>
+      <w:pPr>
+        <w:jc w:val="center"/>
+        <w:rPr>
+          <w:rFonts w:cstheme="minorHAnsi"/>
+          <w:sz w:val="40"/>
+          <w:szCs w:val="40"/>
+        </w:rPr>
+      </w:pPr>
+      <w:r>
+        <w:rPr>
+          <w:rFonts w:cstheme="minorHAnsi"/>
+          <w:sz w:val="40"/>
+          <w:szCs w:val="40"/>
+        </w:rPr>
+        <w:t xml:space="preserve">Plymouth Index Number: 10952728 </w:t>
+      </w:r>
+    </w:p>
+    <w:p>
+      <w:pPr>
+        <w:jc w:val="center"/>
+        <w:rPr>
+          <w:rFonts w:cstheme="minorHAnsi"/>
+          <w:sz w:val="40"/>
+          <w:szCs w:val="40"/>
+        </w:rPr>
+      </w:pPr>
+      <w:r>
+        <w:rPr>
+          <w:rFonts w:cstheme="minorHAnsi"/>
+          <w:sz w:val="40"/>
+          <w:szCs w:val="40"/>
+        </w:rPr>
+        <w:t>Degree Program: BSc (Hons) Software Engineering</w:t>
+      </w:r>
+    </w:p>
+    <w:p>
+      <w:pPr>
+        <w:jc w:val="center"/>
+        <w:rPr>
+          <w:sz w:val="44"/>
+          <w:szCs w:val="44"/>
+        </w:rPr>
+      </w:pPr>
+    </w:p>
+    <w:p>
+      <w:pPr>
+        <w:jc w:val="center"/>
+        <w:rPr>
+          <w:sz w:val="44"/>
+          <w:szCs w:val="44"/>
+        </w:rPr>
+      </w:pPr>
+    </w:p>
+    <w:p>
+      <w:pPr>
+        <w:jc w:val="center"/>
+        <w:rPr>
+          <w:sz w:val="44"/>
+          <w:szCs w:val="44"/>
+        </w:rPr>
+      </w:pPr>
+    </w:p>
+    <w:p>
+      <w:pPr>
+        <w:jc w:val="center"/>
+        <w:rPr>
+          <w:sz w:val="44"/>
+          <w:szCs w:val="44"/>
+        </w:rPr>
+      </w:pPr>
+    </w:p>
+    <w:p>
+      <w:pPr>
+        <w:jc w:val="center"/>
+        <w:rPr>
+          <w:sz w:val="44"/>
+          <w:szCs w:val="44"/>
+        </w:rPr>
+      </w:pPr>
+    </w:p>
+    <w:p>
+      <w:pPr>
         <w:jc w:val="both"/>
         <w:rPr>
-          <w:rFonts w:ascii="Times New Roman" w:eastAsia="Times New Roman" w:hAnsi="Times New Roman" w:cs="Times New Roman"/>
-          <w:sz w:val="24"/>
-          <w:szCs w:val="24"/>
-        </w:rPr>
-      </w:pPr>
-      <w:r>
-        <w:rPr>
-          <w:rFonts w:ascii="Times New Roman" w:eastAsia="Times New Roman" w:hAnsi="Times New Roman" w:cs="Times New Roman"/>
-          <w:sz w:val="24"/>
-          <w:szCs w:val="24"/>
-        </w:rPr>
-        <w:t xml:space="preserve">This project was developed </w:t>
+          <w:rStyle w:val="eop"/>
+          <w:rFonts w:ascii="Times New Roman" w:hAnsi="Times New Roman" w:cs="Times New Roman"/>
+          <w:color w:val="000000"/>
+        </w:rPr>
+      </w:pPr>
+      <w:r>
+        <w:rPr>
+          <w:rStyle w:val="normaltextrun"/>
+          <w:rFonts w:ascii="Times New Roman" w:hAnsi="Times New Roman" w:cs="Times New Roman"/>
+          <w:color w:val="000000"/>
+          <w:shd w:val="clear" w:color="auto" w:fill="FFFFFF"/>
+        </w:rPr>
+        <w:lastRenderedPageBreak/>
+        <w:t>This project was developed </w:t>
       </w:r>
       <w:proofErr w:type="gramStart"/>
       <w:r>
         <w:rPr>
-          <w:rFonts w:ascii="Times New Roman" w:eastAsia="Times New Roman" w:hAnsi="Times New Roman" w:cs="Times New Roman"/>
-          <w:sz w:val="24"/>
-          <w:szCs w:val="24"/>
+          <w:rStyle w:val="normaltextrun"/>
+          <w:rFonts w:ascii="Times New Roman" w:hAnsi="Times New Roman" w:cs="Times New Roman"/>
+          <w:color w:val="000000"/>
+          <w:shd w:val="clear" w:color="auto" w:fill="FFFFFF"/>
         </w:rPr>
         <w:t>in order to</w:t>
       </w:r>
       <w:proofErr w:type="gramEnd"/>
       <w:r>
         <w:rPr>
-          <w:rFonts w:ascii="Times New Roman" w:eastAsia="Times New Roman" w:hAnsi="Times New Roman" w:cs="Times New Roman"/>
-          <w:sz w:val="24"/>
-          <w:szCs w:val="24"/>
-        </w:rPr>
-        <w:t xml:space="preserve"> address the challenges faced by Sri Lankan users who use international print-on-demand platforms. These platforms require global payment methods like PayPal, not beginner-friendly and take longer time for shipping and </w:t>
-      </w:r>
-      <w:r>
-        <w:rPr>
-          <w:rFonts w:ascii="Times New Roman" w:eastAsia="Times New Roman" w:hAnsi="Times New Roman" w:cs="Times New Roman"/>
-          <w:sz w:val="24"/>
-          <w:szCs w:val="24"/>
-        </w:rPr>
-        <w:t>has c</w:t>
-      </w:r>
-      <w:r>
-        <w:rPr>
-          <w:rFonts w:ascii="Times New Roman" w:eastAsia="Times New Roman" w:hAnsi="Times New Roman" w:cs="Times New Roman"/>
-          <w:sz w:val="24"/>
-          <w:szCs w:val="24"/>
-        </w:rPr>
-        <w:t>ustom issues. As a result, local users find it hard to start/manage their own design business.</w:t>
-      </w:r>
-    </w:p>
-    <w:p>
-      <w:pPr>
-        <w:spacing w:after="0" w:line="240" w:lineRule="auto"/>
+          <w:rStyle w:val="normaltextrun"/>
+          <w:rFonts w:ascii="Times New Roman" w:hAnsi="Times New Roman" w:cs="Times New Roman"/>
+          <w:color w:val="000000"/>
+          <w:shd w:val="clear" w:color="auto" w:fill="FFFFFF"/>
+        </w:rPr>
+        <w:t> address the challenges faced by Sri Lankan users who use international print-on-demand platforms. These platforms require global payment methods like PayPal, not beginner-friendly and take longer time for shipping and have custom issues. As a result, local users find it hard to start or manage their own design business. After a study of existing platforms, it proved that existing platforms do not offer start-to-end free services. They lack proper localization and require paid subscriptions or a third-party integration. Designers cannot engage with customers directly through a single platform. On the customers' side, they prefer to see how a design would look on them before purchasing. But most websites don’t let you “virtually try on” a cloth. As a result, an all-in-one platform was much required for the local users. To achieve this shortcoming, a web-based platform Cre8tify, was developed to solve all these issues by being a local platform that has real-time Design Editor, free Live Preview on users’ image and a 360° Dummy Preview to enhance visualization and use Sri Lankan payment gateways. The product went through formal testing for function, usability, and performance to verify its reliability and efficiency. The test showed that all core functions performed as designed, the design editor, preview modules, and transaction flow. Users were able to create designs and purchase products with little difficulty, proving that this platform is easy to use. In addition, this platform performed steadily on multiple devices and screen sizes and loading times were reasonable under average usage. In conclusion, the results of this study have shown that a localized platform, such as Cre8tify, can successfully provide an accessible, </w:t>
+      </w:r>
+      <w:proofErr w:type="gramStart"/>
+      <w:r>
+        <w:rPr>
+          <w:rStyle w:val="normaltextrun"/>
+          <w:rFonts w:ascii="Times New Roman" w:hAnsi="Times New Roman" w:cs="Times New Roman"/>
+          <w:color w:val="000000"/>
+          <w:shd w:val="clear" w:color="auto" w:fill="FFFFFF"/>
+        </w:rPr>
+        <w:t>user-friendly</w:t>
+      </w:r>
+      <w:proofErr w:type="gramEnd"/>
+      <w:r>
+        <w:rPr>
+          <w:rStyle w:val="normaltextrun"/>
+          <w:rFonts w:ascii="Times New Roman" w:hAnsi="Times New Roman" w:cs="Times New Roman"/>
+          <w:color w:val="000000"/>
+          <w:shd w:val="clear" w:color="auto" w:fill="FFFFFF"/>
+        </w:rPr>
+        <w:t> and practical answer to existing system limitations in the Sri Lankan market.</w:t>
+      </w:r>
+      <w:r>
+        <w:rPr>
+          <w:rStyle w:val="eop"/>
+          <w:rFonts w:ascii="Times New Roman" w:hAnsi="Times New Roman" w:cs="Times New Roman"/>
+          <w:color w:val="000000"/>
+        </w:rPr>
+        <w:t> </w:t>
+      </w:r>
+    </w:p>
+    <w:p>
+      <w:pPr>
         <w:jc w:val="both"/>
         <w:rPr>
+          <w:rStyle w:val="eop"/>
           <w:rFonts w:ascii="Times New Roman" w:hAnsi="Times New Roman" w:cs="Times New Roman"/>
-          <w:sz w:val="24"/>
-          <w:szCs w:val="24"/>
-        </w:rPr>
-      </w:pPr>
-      <w:r>
-        <w:rPr>
-          <w:rFonts w:ascii="Times New Roman" w:eastAsia="Times New Roman" w:hAnsi="Times New Roman" w:cs="Times New Roman"/>
-          <w:sz w:val="24"/>
-          <w:szCs w:val="24"/>
-        </w:rPr>
-        <w:t>After a study of existing platforms, it proved that existing platforms does not offer start to end free services. They lack proper localization and require paid subscriptions or a third-party integration. Designers can</w:t>
-      </w:r>
-      <w:r>
-        <w:rPr>
-          <w:rFonts w:ascii="Times New Roman" w:eastAsia="Times New Roman" w:hAnsi="Times New Roman" w:cs="Times New Roman"/>
-          <w:sz w:val="24"/>
-          <w:szCs w:val="24"/>
-        </w:rPr>
-        <w:t xml:space="preserve"> not</w:t>
-      </w:r>
-      <w:r>
-        <w:rPr>
-          <w:rFonts w:ascii="Times New Roman" w:eastAsia="Times New Roman" w:hAnsi="Times New Roman" w:cs="Times New Roman"/>
-          <w:sz w:val="24"/>
-          <w:szCs w:val="24"/>
-        </w:rPr>
-        <w:t xml:space="preserve"> engage with customers directly through a single platform.</w:t>
-      </w:r>
-      <w:r>
-        <w:t xml:space="preserve"> </w:t>
-      </w:r>
-      <w:r>
+          <w:color w:val="000000"/>
+        </w:rPr>
+      </w:pPr>
+    </w:p>
+    <w:p>
+      <w:pPr>
+        <w:jc w:val="both"/>
         <w:rPr>
           <w:rFonts w:ascii="Times New Roman" w:hAnsi="Times New Roman" w:cs="Times New Roman"/>
-          <w:sz w:val="24"/>
-          <w:szCs w:val="24"/>
-        </w:rPr>
-        <w:t xml:space="preserve">On the customers side, they prefer to see how a design would look on them before purchase. But most websites don’t let you “virtually try on” a cloth. </w:t>
-      </w:r>
-      <w:r>
+          <w:sz w:val="44"/>
+          <w:szCs w:val="44"/>
+        </w:rPr>
+      </w:pPr>
+    </w:p>
+    <w:p>
+      <w:pPr>
         <w:rPr>
           <w:rFonts w:ascii="Times New Roman" w:hAnsi="Times New Roman" w:cs="Times New Roman"/>
-          <w:sz w:val="24"/>
-          <w:szCs w:val="24"/>
-        </w:rPr>
-        <w:t>As a result</w:t>
-      </w:r>
-      <w:r>
-        <w:rPr>
+          <w:sz w:val="44"/>
+          <w:szCs w:val="44"/>
+        </w:rPr>
+      </w:pPr>
+      <w:r>
+        <w:rPr>
+          <w:rStyle w:val="normaltextrun"/>
           <w:rFonts w:ascii="Times New Roman" w:hAnsi="Times New Roman" w:cs="Times New Roman"/>
-          <w:sz w:val="24"/>
-          <w:szCs w:val="24"/>
-        </w:rPr>
-        <w:t xml:space="preserve">, </w:t>
-      </w:r>
-      <w:r>
-        <w:rPr>
+          <w:b/>
+          <w:bCs/>
+          <w:color w:val="000000"/>
+          <w:shd w:val="clear" w:color="auto" w:fill="FFFFFF"/>
+        </w:rPr>
+        <w:t>Keywords:</w:t>
+      </w:r>
+      <w:r>
+        <w:rPr>
+          <w:rStyle w:val="normaltextrun"/>
           <w:rFonts w:ascii="Times New Roman" w:hAnsi="Times New Roman" w:cs="Times New Roman"/>
-          <w:sz w:val="24"/>
-          <w:szCs w:val="24"/>
-        </w:rPr>
-        <w:t>an all-in-one platform was much required for the local users</w:t>
-      </w:r>
-      <w:r>
-        <w:rPr>
+          <w:color w:val="000000"/>
+          <w:shd w:val="clear" w:color="auto" w:fill="FFFFFF"/>
+        </w:rPr>
+        <w:t> custom t-shirt design, e-commerce, 360° dummy preview, localization, user-designer collaboration.</w:t>
+      </w:r>
+      <w:r>
+        <w:rPr>
+          <w:rStyle w:val="eop"/>
           <w:rFonts w:ascii="Times New Roman" w:hAnsi="Times New Roman" w:cs="Times New Roman"/>
-          <w:sz w:val="24"/>
-          <w:szCs w:val="24"/>
-        </w:rPr>
-        <w:t>.</w:t>
-      </w:r>
-    </w:p>
-    <w:p>
-      <w:pPr>
-        <w:spacing w:after="0" w:line="240" w:lineRule="auto"/>
-        <w:jc w:val="both"/>
-        <w:rPr>
-          <w:rFonts w:ascii="Times New Roman" w:eastAsia="Times New Roman" w:hAnsi="Times New Roman" w:cs="Times New Roman"/>
-          <w:sz w:val="24"/>
-          <w:szCs w:val="24"/>
-        </w:rPr>
-      </w:pPr>
-    </w:p>
-    <w:p>
-      <w:pPr>
-        <w:spacing w:after="0" w:line="240" w:lineRule="auto"/>
-        <w:jc w:val="both"/>
-        <w:rPr>
-          <w:rFonts w:ascii="Times New Roman" w:eastAsia="Times New Roman" w:hAnsi="Times New Roman" w:cs="Times New Roman"/>
-          <w:sz w:val="24"/>
-          <w:szCs w:val="24"/>
-        </w:rPr>
-      </w:pPr>
-      <w:r>
-        <w:rPr>
-          <w:rFonts w:ascii="Times New Roman" w:hAnsi="Times New Roman" w:cs="Times New Roman"/>
-          <w:sz w:val="24"/>
-          <w:szCs w:val="24"/>
-        </w:rPr>
-        <w:t>To achieve this shortcom</w:t>
-      </w:r>
-      <w:r>
-        <w:rPr>
-          <w:rFonts w:ascii="Times New Roman" w:hAnsi="Times New Roman" w:cs="Times New Roman"/>
-          <w:sz w:val="24"/>
-          <w:szCs w:val="24"/>
-        </w:rPr>
-        <w:t>ing</w:t>
-      </w:r>
-      <w:r>
-        <w:rPr>
-          <w:rFonts w:ascii="Times New Roman" w:hAnsi="Times New Roman" w:cs="Times New Roman"/>
-          <w:sz w:val="24"/>
-          <w:szCs w:val="24"/>
-        </w:rPr>
-        <w:t>, a web</w:t>
-      </w:r>
-      <w:r>
-        <w:rPr>
-          <w:rFonts w:ascii="Times New Roman" w:hAnsi="Times New Roman" w:cs="Times New Roman"/>
-          <w:sz w:val="24"/>
-          <w:szCs w:val="24"/>
-        </w:rPr>
-        <w:t>-</w:t>
-      </w:r>
-      <w:r>
-        <w:rPr>
-          <w:rFonts w:ascii="Times New Roman" w:hAnsi="Times New Roman" w:cs="Times New Roman"/>
-          <w:sz w:val="24"/>
-          <w:szCs w:val="24"/>
-        </w:rPr>
-        <w:t xml:space="preserve">based platform </w:t>
-      </w:r>
-      <w:r>
-        <w:rPr>
-          <w:rFonts w:ascii="Times New Roman" w:hAnsi="Times New Roman" w:cs="Times New Roman"/>
-          <w:sz w:val="24"/>
-          <w:szCs w:val="24"/>
-        </w:rPr>
-        <w:t>Cre8tify</w:t>
-      </w:r>
-      <w:r>
-        <w:rPr>
-          <w:rFonts w:ascii="Times New Roman" w:hAnsi="Times New Roman" w:cs="Times New Roman"/>
-          <w:sz w:val="24"/>
-          <w:szCs w:val="24"/>
-        </w:rPr>
-        <w:t xml:space="preserve">, was developed to </w:t>
-      </w:r>
-      <w:r>
-        <w:rPr>
-          <w:rFonts w:ascii="Times New Roman" w:hAnsi="Times New Roman" w:cs="Times New Roman"/>
-          <w:sz w:val="24"/>
-          <w:szCs w:val="24"/>
-        </w:rPr>
-        <w:t>solve all these issues by being a local platform that has</w:t>
-      </w:r>
-      <w:r>
-        <w:rPr>
-          <w:rFonts w:ascii="Times New Roman" w:hAnsi="Times New Roman" w:cs="Times New Roman"/>
-          <w:sz w:val="24"/>
-          <w:szCs w:val="24"/>
-        </w:rPr>
-        <w:t xml:space="preserve"> real-time Design Editor, </w:t>
-      </w:r>
-      <w:r>
-        <w:rPr>
-          <w:rFonts w:ascii="Times New Roman" w:hAnsi="Times New Roman" w:cs="Times New Roman"/>
-          <w:sz w:val="24"/>
-          <w:szCs w:val="24"/>
-        </w:rPr>
-        <w:t xml:space="preserve">free </w:t>
-      </w:r>
-      <w:r>
-        <w:rPr>
-          <w:rFonts w:ascii="Times New Roman" w:hAnsi="Times New Roman" w:cs="Times New Roman"/>
-          <w:sz w:val="24"/>
-          <w:szCs w:val="24"/>
-        </w:rPr>
-        <w:t>Live P</w:t>
-      </w:r>
-      <w:r>
-        <w:rPr>
-          <w:rFonts w:ascii="Times New Roman" w:hAnsi="Times New Roman" w:cs="Times New Roman"/>
-          <w:sz w:val="24"/>
-          <w:szCs w:val="24"/>
-        </w:rPr>
-        <w:t>review</w:t>
-      </w:r>
-      <w:r>
-        <w:rPr>
-          <w:rFonts w:ascii="Times New Roman" w:hAnsi="Times New Roman" w:cs="Times New Roman"/>
-          <w:sz w:val="24"/>
-          <w:szCs w:val="24"/>
-        </w:rPr>
-        <w:t xml:space="preserve"> on users</w:t>
-      </w:r>
-      <w:r>
-        <w:rPr>
-          <w:rFonts w:ascii="Times New Roman" w:hAnsi="Times New Roman" w:cs="Times New Roman"/>
-          <w:sz w:val="24"/>
-          <w:szCs w:val="24"/>
-        </w:rPr>
-        <w:t>’</w:t>
-      </w:r>
-      <w:r>
-        <w:rPr>
-          <w:rFonts w:ascii="Times New Roman" w:hAnsi="Times New Roman" w:cs="Times New Roman"/>
-          <w:sz w:val="24"/>
-          <w:szCs w:val="24"/>
-        </w:rPr>
-        <w:t xml:space="preserve"> image and a 360</w:t>
-      </w:r>
-      <w:r>
-        <w:t>°</w:t>
-      </w:r>
-      <w:r>
-        <w:rPr>
-          <w:rFonts w:ascii="Times New Roman" w:hAnsi="Times New Roman" w:cs="Times New Roman"/>
-          <w:sz w:val="24"/>
-          <w:szCs w:val="24"/>
-        </w:rPr>
-        <w:t xml:space="preserve"> Dummy Preview to enhance visualization</w:t>
-      </w:r>
-      <w:r>
-        <w:rPr>
-          <w:rFonts w:ascii="Times New Roman" w:hAnsi="Times New Roman" w:cs="Times New Roman"/>
-          <w:sz w:val="24"/>
-          <w:szCs w:val="24"/>
-        </w:rPr>
-        <w:t xml:space="preserve"> and use S</w:t>
-      </w:r>
-      <w:r>
-        <w:rPr>
-          <w:rFonts w:ascii="Times New Roman" w:hAnsi="Times New Roman" w:cs="Times New Roman"/>
-          <w:sz w:val="24"/>
-          <w:szCs w:val="24"/>
-        </w:rPr>
-        <w:t>ri Lankan payment gateways.</w:t>
-      </w:r>
-    </w:p>
-    <w:p>
-      <w:pPr>
-        <w:jc w:val="both"/>
-        <w:rPr>
-          <w:rFonts w:ascii="Times New Roman" w:eastAsia="Times New Roman" w:hAnsi="Times New Roman" w:cs="Times New Roman"/>
-          <w:sz w:val="24"/>
-          <w:szCs w:val="24"/>
-        </w:rPr>
-      </w:pPr>
-    </w:p>
-    <w:p>
-      <w:pPr>
-        <w:jc w:val="both"/>
-        <w:rPr>
-          <w:rFonts w:ascii="Times New Roman" w:hAnsi="Times New Roman" w:cs="Times New Roman"/>
-          <w:sz w:val="24"/>
-          <w:szCs w:val="24"/>
-        </w:rPr>
-      </w:pPr>
-      <w:r>
-        <w:rPr>
-          <w:rFonts w:ascii="Times New Roman" w:hAnsi="Times New Roman" w:cs="Times New Roman"/>
-          <w:sz w:val="24"/>
-          <w:szCs w:val="24"/>
-        </w:rPr>
-        <w:t xml:space="preserve">The product went through formal testing for function, </w:t>
-      </w:r>
-      <w:proofErr w:type="gramStart"/>
-      <w:r>
-        <w:rPr>
-          <w:rFonts w:ascii="Times New Roman" w:hAnsi="Times New Roman" w:cs="Times New Roman"/>
-          <w:sz w:val="24"/>
-          <w:szCs w:val="24"/>
-        </w:rPr>
-        <w:t>usability</w:t>
-      </w:r>
-      <w:proofErr w:type="gramEnd"/>
-      <w:r>
-        <w:rPr>
-          <w:rFonts w:ascii="Times New Roman" w:hAnsi="Times New Roman" w:cs="Times New Roman"/>
-          <w:sz w:val="24"/>
-          <w:szCs w:val="24"/>
-        </w:rPr>
-        <w:t xml:space="preserve"> and performance to verify its reliability and efficiency. The test showed that all core functions performed as designed</w:t>
-      </w:r>
-      <w:r>
-        <w:rPr>
-          <w:rFonts w:ascii="Times New Roman" w:hAnsi="Times New Roman" w:cs="Times New Roman"/>
-          <w:sz w:val="24"/>
-          <w:szCs w:val="24"/>
-        </w:rPr>
-        <w:t xml:space="preserve">; </w:t>
-      </w:r>
-      <w:r>
-        <w:rPr>
-          <w:rFonts w:ascii="Times New Roman" w:hAnsi="Times New Roman" w:cs="Times New Roman"/>
-          <w:sz w:val="24"/>
-          <w:szCs w:val="24"/>
-        </w:rPr>
-        <w:t>the design editor, preview modules, and transaction flow. Users were able to create designs and purchase products with little difficulty, proving that this platform is easy to use. In addition, this platform performed steadily on multiple devices and screen sizes and loading times were reasonable under average usage.</w:t>
-      </w:r>
-    </w:p>
-    <w:p>
-      <w:pPr>
-        <w:jc w:val="both"/>
-        <w:rPr>
-          <w:rFonts w:ascii="Times New Roman" w:hAnsi="Times New Roman" w:cs="Times New Roman"/>
-          <w:sz w:val="24"/>
-          <w:szCs w:val="24"/>
-        </w:rPr>
-      </w:pPr>
-      <w:r>
-        <w:rPr>
-          <w:rFonts w:ascii="Times New Roman" w:hAnsi="Times New Roman" w:cs="Times New Roman"/>
-          <w:sz w:val="24"/>
-          <w:szCs w:val="24"/>
-        </w:rPr>
-        <w:t>In conclusion, the results of this study have shown that a locali</w:t>
-      </w:r>
-      <w:r>
-        <w:rPr>
-          <w:rFonts w:ascii="Times New Roman" w:hAnsi="Times New Roman" w:cs="Times New Roman"/>
-          <w:sz w:val="24"/>
-          <w:szCs w:val="24"/>
-        </w:rPr>
-        <w:t>z</w:t>
-      </w:r>
-      <w:r>
-        <w:rPr>
-          <w:rFonts w:ascii="Times New Roman" w:hAnsi="Times New Roman" w:cs="Times New Roman"/>
-          <w:sz w:val="24"/>
-          <w:szCs w:val="24"/>
-        </w:rPr>
-        <w:t xml:space="preserve">ed platform, such as Cre8tify, can successfully provide an accessible, </w:t>
-      </w:r>
-      <w:proofErr w:type="gramStart"/>
-      <w:r>
-        <w:rPr>
-          <w:rFonts w:ascii="Times New Roman" w:hAnsi="Times New Roman" w:cs="Times New Roman"/>
-          <w:sz w:val="24"/>
-          <w:szCs w:val="24"/>
-        </w:rPr>
-        <w:t>user-friendly</w:t>
-      </w:r>
-      <w:proofErr w:type="gramEnd"/>
-      <w:r>
-        <w:rPr>
-          <w:rFonts w:ascii="Times New Roman" w:hAnsi="Times New Roman" w:cs="Times New Roman"/>
-          <w:sz w:val="24"/>
-          <w:szCs w:val="24"/>
-        </w:rPr>
-        <w:t xml:space="preserve"> and practical answer to existing system limitations in the Sri Lankan market.</w:t>
+          <w:color w:val="000000"/>
+        </w:rPr>
+        <w:t> </w:t>
       </w:r>
     </w:p>
     <w:sectPr>
-      <w:pgSz w:w="12240" w:h="15840"/>
-      <w:pgMar w:top="1440" w:right="1440" w:bottom="1440" w:left="1440" w:header="720" w:footer="720" w:gutter="0"/>
-      <w:cols w:space="720"/>
+      <w:headerReference w:type="default" r:id="rId9"/>
+      <w:footerReference w:type="default" r:id="rId10"/>
+      <w:pgSz w:w="11900" w:h="16840"/>
+      <w:pgMar w:top="1440" w:right="1440" w:bottom="1440" w:left="1440" w:header="708" w:footer="708" w:gutter="0"/>
+      <w:pgBorders w:display="firstPage" w:offsetFrom="page">
+        <w:top w:val="single" w:sz="4" w:space="24" w:color="auto"/>
+        <w:left w:val="single" w:sz="4" w:space="24" w:color="auto"/>
+        <w:bottom w:val="single" w:sz="4" w:space="24" w:color="auto"/>
+        <w:right w:val="single" w:sz="4" w:space="24" w:color="auto"/>
+      </w:pgBorders>
+      <w:cols w:space="708"/>
       <w:docGrid w:linePitch="360"/>
     </w:sectPr>
   </w:body>
 </w:document>
 </file>
 
+<file path=word/endnotes.xml><?xml version="1.0" encoding="utf-8"?>
+<w:endnotes xmlns:wpc="http://schemas.microsoft.com/office/word/2010/wordprocessingCanvas" xmlns:cx="http://schemas.microsoft.com/office/drawing/2014/chartex" xmlns:cx1="http://schemas.microsoft.com/office/drawing/2015/9/8/chartex" xmlns:cx2="http://schemas.microsoft.com/office/drawing/2015/10/21/chartex" xmlns:cx3="http://schemas.microsoft.com/office/drawing/2016/5/9/chartex" xmlns:cx4="http://schemas.microsoft.com/office/drawing/2016/5/10/chartex" xmlns:cx5="http://schemas.microsoft.com/office/drawing/2016/5/11/chartex" xmlns:cx6="http://schemas.microsoft.com/office/drawing/2016/5/12/chartex" xmlns:cx7="http://schemas.microsoft.com/office/drawing/2016/5/13/chartex" xmlns:cx8="http://schemas.microsoft.com/office/drawing/2016/5/14/chartex" xmlns:mc="http://schemas.openxmlformats.org/markup-compatibility/2006" xmlns:aink="http://schemas.microsoft.com/office/drawing/2016/ink" xmlns:am3d="http://schemas.microsoft.com/office/drawing/2017/model3d" xmlns:o="urn:schemas-microsoft-com:office:office" xmlns:r="http://schemas.openxmlformats.org/officeDocument/2006/relationships" xmlns:m="http://schemas.openxmlformats.org/officeDocument/2006/math" xmlns:v="urn:schemas-microsoft-com:vml" xmlns:wp14="http://schemas.microsoft.com/office/word/2010/wordprocessingDrawing" xmlns:wp="http://schemas.openxmlformats.org/drawingml/2006/wordprocessingDrawing" xmlns:w10="urn:schemas-microsoft-com:office:word" xmlns:w="http://schemas.openxmlformats.org/wordprocessingml/2006/main" xmlns:w14="http://schemas.microsoft.com/office/word/2010/wordml" xmlns:w15="http://schemas.microsoft.com/office/word/2012/wordml" xmlns:w16cex="http://schemas.microsoft.com/office/word/2018/wordml/cex" xmlns:w16cid="http://schemas.microsoft.com/office/word/2016/wordml/cid" xmlns:w16="http://schemas.microsoft.com/office/word/2018/wordml" xmlns:w16sdtdh="http://schemas.microsoft.com/office/word/2020/wordml/sdtdatahash" xmlns:w16se="http://schemas.microsoft.com/office/word/2015/wordml/symex" xmlns:wpg="http://schemas.microsoft.com/office/word/2010/wordprocessingGroup" xmlns:wpi="http://schemas.microsoft.com/office/word/2010/wordprocessingInk" xmlns:wne="http://schemas.microsoft.com/office/word/2006/wordml" xmlns:wps="http://schemas.microsoft.com/office/word/2010/wordprocessingShape" mc:Ignorable="w14 w15 w16se w16cid w16 w16cex w16sdtdh wp14">
+  <w:endnote w:type="separator" w:id="-1">
+    <w:p>
+      <w:r>
+        <w:separator/>
+      </w:r>
+    </w:p>
+  </w:endnote>
+  <w:endnote w:type="continuationSeparator" w:id="0">
+    <w:p>
+      <w:r>
+        <w:continuationSeparator/>
+      </w:r>
+    </w:p>
+  </w:endnote>
+</w:endnotes>
+</file>
+
+<file path=word/footer1.xml><?xml version="1.0" encoding="utf-8"?>
+<w:ftr xmlns:wpc="http://schemas.microsoft.com/office/word/2010/wordprocessingCanvas" xmlns:cx="http://schemas.microsoft.com/office/drawing/2014/chartex" xmlns:cx1="http://schemas.microsoft.com/office/drawing/2015/9/8/chartex" xmlns:cx2="http://schemas.microsoft.com/office/drawing/2015/10/21/chartex" xmlns:cx3="http://schemas.microsoft.com/office/drawing/2016/5/9/chartex" xmlns:cx4="http://schemas.microsoft.com/office/drawing/2016/5/10/chartex" xmlns:cx5="http://schemas.microsoft.com/office/drawing/2016/5/11/chartex" xmlns:cx6="http://schemas.microsoft.com/office/drawing/2016/5/12/chartex" xmlns:cx7="http://schemas.microsoft.com/office/drawing/2016/5/13/chartex" xmlns:cx8="http://schemas.microsoft.com/office/drawing/2016/5/14/chartex" xmlns:mc="http://schemas.openxmlformats.org/markup-compatibility/2006" xmlns:aink="http://schemas.microsoft.com/office/drawing/2016/ink" xmlns:am3d="http://schemas.microsoft.com/office/drawing/2017/model3d" xmlns:o="urn:schemas-microsoft-com:office:office" xmlns:r="http://schemas.openxmlformats.org/officeDocument/2006/relationships" xmlns:m="http://schemas.openxmlformats.org/officeDocument/2006/math" xmlns:v="urn:schemas-microsoft-com:vml" xmlns:wp14="http://schemas.microsoft.com/office/word/2010/wordprocessingDrawing" xmlns:wp="http://schemas.openxmlformats.org/drawingml/2006/wordprocessingDrawing" xmlns:w10="urn:schemas-microsoft-com:office:word" xmlns:w="http://schemas.openxmlformats.org/wordprocessingml/2006/main" xmlns:w14="http://schemas.microsoft.com/office/word/2010/wordml" xmlns:w15="http://schemas.microsoft.com/office/word/2012/wordml" xmlns:w16cex="http://schemas.microsoft.com/office/word/2018/wordml/cex" xmlns:w16cid="http://schemas.microsoft.com/office/word/2016/wordml/cid" xmlns:w16="http://schemas.microsoft.com/office/word/2018/wordml" xmlns:w16sdtdh="http://schemas.microsoft.com/office/word/2020/wordml/sdtdatahash" xmlns:w16se="http://schemas.microsoft.com/office/word/2015/wordml/symex" xmlns:wpg="http://schemas.microsoft.com/office/word/2010/wordprocessingGroup" xmlns:wpi="http://schemas.microsoft.com/office/word/2010/wordprocessingInk" xmlns:wne="http://schemas.microsoft.com/office/word/2006/wordml" xmlns:wps="http://schemas.microsoft.com/office/word/2010/wordprocessingShape" mc:Ignorable="w14 w15 w16se w16cid w16 w16cex w16sdtdh wp14">
+  <w:sdt>
+    <w:sdtPr>
+      <w:id w:val="1863240889"/>
+      <w:docPartObj>
+        <w:docPartGallery w:val="Page Numbers (Bottom of Page)"/>
+        <w:docPartUnique/>
+      </w:docPartObj>
+    </w:sdtPr>
+    <w:sdtEndPr>
+      <w:rPr>
+        <w:noProof/>
+      </w:rPr>
+    </w:sdtEndPr>
+    <w:sdtContent>
+      <w:p>
+        <w:pPr>
+          <w:pStyle w:val="Footer"/>
+          <w:jc w:val="center"/>
+        </w:pPr>
+        <w:r>
+          <w:fldChar w:fldCharType="begin"/>
+        </w:r>
+        <w:r>
+          <w:instrText xml:space="preserve"> PAGE   \* MERGEFORMAT </w:instrText>
+        </w:r>
+        <w:r>
+          <w:fldChar w:fldCharType="separate"/>
+        </w:r>
+        <w:r>
+          <w:rPr>
+            <w:noProof/>
+          </w:rPr>
+          <w:t>2</w:t>
+        </w:r>
+        <w:r>
+          <w:rPr>
+            <w:noProof/>
+          </w:rPr>
+          <w:fldChar w:fldCharType="end"/>
+        </w:r>
+      </w:p>
+    </w:sdtContent>
+  </w:sdt>
+  <w:p>
+    <w:pPr>
+      <w:pStyle w:val="Footer"/>
+    </w:pPr>
+  </w:p>
+</w:ftr>
+</file>
+
+<file path=word/footnotes.xml><?xml version="1.0" encoding="utf-8"?>
+<w:footnotes xmlns:wpc="http://schemas.microsoft.com/office/word/2010/wordprocessingCanvas" xmlns:cx="http://schemas.microsoft.com/office/drawing/2014/chartex" xmlns:cx1="http://schemas.microsoft.com/office/drawing/2015/9/8/chartex" xmlns:cx2="http://schemas.microsoft.com/office/drawing/2015/10/21/chartex" xmlns:cx3="http://schemas.microsoft.com/office/drawing/2016/5/9/chartex" xmlns:cx4="http://schemas.microsoft.com/office/drawing/2016/5/10/chartex" xmlns:cx5="http://schemas.microsoft.com/office/drawing/2016/5/11/chartex" xmlns:cx6="http://schemas.microsoft.com/office/drawing/2016/5/12/chartex" xmlns:cx7="http://schemas.microsoft.com/office/drawing/2016/5/13/chartex" xmlns:cx8="http://schemas.microsoft.com/office/drawing/2016/5/14/chartex" xmlns:mc="http://schemas.openxmlformats.org/markup-compatibility/2006" xmlns:aink="http://schemas.microsoft.com/office/drawing/2016/ink" xmlns:am3d="http://schemas.microsoft.com/office/drawing/2017/model3d" xmlns:o="urn:schemas-microsoft-com:office:office" xmlns:r="http://schemas.openxmlformats.org/officeDocument/2006/relationships" xmlns:m="http://schemas.openxmlformats.org/officeDocument/2006/math" xmlns:v="urn:schemas-microsoft-com:vml" xmlns:wp14="http://schemas.microsoft.com/office/word/2010/wordprocessingDrawing" xmlns:wp="http://schemas.openxmlformats.org/drawingml/2006/wordprocessingDrawing" xmlns:w10="urn:schemas-microsoft-com:office:word" xmlns:w="http://schemas.openxmlformats.org/wordprocessingml/2006/main" xmlns:w14="http://schemas.microsoft.com/office/word/2010/wordml" xmlns:w15="http://schemas.microsoft.com/office/word/2012/wordml" xmlns:w16cex="http://schemas.microsoft.com/office/word/2018/wordml/cex" xmlns:w16cid="http://schemas.microsoft.com/office/word/2016/wordml/cid" xmlns:w16="http://schemas.microsoft.com/office/word/2018/wordml" xmlns:w16sdtdh="http://schemas.microsoft.com/office/word/2020/wordml/sdtdatahash" xmlns:w16se="http://schemas.microsoft.com/office/word/2015/wordml/symex" xmlns:wpg="http://schemas.microsoft.com/office/word/2010/wordprocessingGroup" xmlns:wpi="http://schemas.microsoft.com/office/word/2010/wordprocessingInk" xmlns:wne="http://schemas.microsoft.com/office/word/2006/wordml" xmlns:wps="http://schemas.microsoft.com/office/word/2010/wordprocessingShape" mc:Ignorable="w14 w15 w16se w16cid w16 w16cex w16sdtdh wp14">
+  <w:footnote w:type="separator" w:id="-1">
+    <w:p>
+      <w:r>
+        <w:separator/>
+      </w:r>
+    </w:p>
+  </w:footnote>
+  <w:footnote w:type="continuationSeparator" w:id="0">
+    <w:p>
+      <w:r>
+        <w:continuationSeparator/>
+      </w:r>
+    </w:p>
+  </w:footnote>
+</w:footnotes>
+</file>
+
+<file path=word/header1.xml><?xml version="1.0" encoding="utf-8"?>
+<w:hdr xmlns:wpc="http://schemas.microsoft.com/office/word/2010/wordprocessingCanvas" xmlns:cx="http://schemas.microsoft.com/office/drawing/2014/chartex" xmlns:cx1="http://schemas.microsoft.com/office/drawing/2015/9/8/chartex" xmlns:cx2="http://schemas.microsoft.com/office/drawing/2015/10/21/chartex" xmlns:cx3="http://schemas.microsoft.com/office/drawing/2016/5/9/chartex" xmlns:cx4="http://schemas.microsoft.com/office/drawing/2016/5/10/chartex" xmlns:cx5="http://schemas.microsoft.com/office/drawing/2016/5/11/chartex" xmlns:cx6="http://schemas.microsoft.com/office/drawing/2016/5/12/chartex" xmlns:cx7="http://schemas.microsoft.com/office/drawing/2016/5/13/chartex" xmlns:cx8="http://schemas.microsoft.com/office/drawing/2016/5/14/chartex" xmlns:mc="http://schemas.openxmlformats.org/markup-compatibility/2006" xmlns:aink="http://schemas.microsoft.com/office/drawing/2016/ink" xmlns:am3d="http://schemas.microsoft.com/office/drawing/2017/model3d" xmlns:o="urn:schemas-microsoft-com:office:office" xmlns:r="http://schemas.openxmlformats.org/officeDocument/2006/relationships" xmlns:m="http://schemas.openxmlformats.org/officeDocument/2006/math" xmlns:v="urn:schemas-microsoft-com:vml" xmlns:wp14="http://schemas.microsoft.com/office/word/2010/wordprocessingDrawing" xmlns:wp="http://schemas.openxmlformats.org/drawingml/2006/wordprocessingDrawing" xmlns:w10="urn:schemas-microsoft-com:office:word" xmlns:w="http://schemas.openxmlformats.org/wordprocessingml/2006/main" xmlns:w14="http://schemas.microsoft.com/office/word/2010/wordml" xmlns:w15="http://schemas.microsoft.com/office/word/2012/wordml" xmlns:w16cex="http://schemas.microsoft.com/office/word/2018/wordml/cex" xmlns:w16cid="http://schemas.microsoft.com/office/word/2016/wordml/cid" xmlns:w16="http://schemas.microsoft.com/office/word/2018/wordml" xmlns:w16sdtdh="http://schemas.microsoft.com/office/word/2020/wordml/sdtdatahash" xmlns:w16se="http://schemas.microsoft.com/office/word/2015/wordml/symex" xmlns:wpg="http://schemas.microsoft.com/office/word/2010/wordprocessingGroup" xmlns:wpi="http://schemas.microsoft.com/office/word/2010/wordprocessingInk" xmlns:wne="http://schemas.microsoft.com/office/word/2006/wordml" xmlns:wps="http://schemas.microsoft.com/office/word/2010/wordprocessingShape" mc:Ignorable="w14 w15 w16se w16cid w16 w16cex w16sdtdh wp14">
+  <w:p>
+    <w:pPr>
+      <w:pStyle w:val="Header"/>
+      <w:jc w:val="center"/>
+    </w:pPr>
+    <w:r>
+      <w:rPr>
+        <w:noProof/>
+      </w:rPr>
+      <w:drawing>
+        <wp:anchor distT="0" distB="0" distL="114300" distR="114300" simplePos="0" relativeHeight="251660288" behindDoc="0" locked="0" layoutInCell="1" allowOverlap="1" wp14:anchorId="41904E77" wp14:editId="0037B372">
+          <wp:simplePos x="0" y="0"/>
+          <wp:positionH relativeFrom="column">
+            <wp:posOffset>11339830</wp:posOffset>
+          </wp:positionH>
+          <wp:positionV relativeFrom="paragraph">
+            <wp:posOffset>-287607</wp:posOffset>
+          </wp:positionV>
+          <wp:extent cx="1210994" cy="543213"/>
+          <wp:effectExtent l="0" t="0" r="0" b="3175"/>
+          <wp:wrapNone/>
+          <wp:docPr id="2" name="Picture 5" descr="Text&#10;&#10;Description automatically generated with medium confidence"/>
+          <wp:cNvGraphicFramePr>
+            <a:graphicFrameLocks xmlns:a="http://schemas.openxmlformats.org/drawingml/2006/main" noChangeAspect="1"/>
+          </wp:cNvGraphicFramePr>
+          <a:graphic xmlns:a="http://schemas.openxmlformats.org/drawingml/2006/main">
+            <a:graphicData uri="http://schemas.openxmlformats.org/drawingml/2006/picture">
+              <pic:pic xmlns:pic="http://schemas.openxmlformats.org/drawingml/2006/picture">
+                <pic:nvPicPr>
+                  <pic:cNvPr id="6" name="Picture 5" descr="Text&#10;&#10;Description automatically generated with medium confidence"/>
+                  <pic:cNvPicPr>
+                    <a:picLocks noChangeAspect="1"/>
+                  </pic:cNvPicPr>
+                </pic:nvPicPr>
+                <pic:blipFill>
+                  <a:blip r:embed="rId1">
+                    <a:extLst>
+                      <a:ext uri="{BEBA8EAE-BF5A-486C-A8C5-ECC9F3942E4B}">
+                        <a14:imgProps xmlns:a14="http://schemas.microsoft.com/office/drawing/2010/main">
+                          <a14:imgLayer r:embed="rId2">
+                            <a14:imgEffect>
+                              <a14:sharpenSoften amount="57000"/>
+                            </a14:imgEffect>
+                            <a14:imgEffect>
+                              <a14:brightnessContrast bright="-11000" contrast="44000"/>
+                            </a14:imgEffect>
+                          </a14:imgLayer>
+                        </a14:imgProps>
+                      </a:ext>
+                      <a:ext uri="{28A0092B-C50C-407E-A947-70E740481C1C}">
+                        <a14:useLocalDpi xmlns:a14="http://schemas.microsoft.com/office/drawing/2010/main" val="0"/>
+                      </a:ext>
+                    </a:extLst>
+                  </a:blip>
+                  <a:stretch>
+                    <a:fillRect/>
+                  </a:stretch>
+                </pic:blipFill>
+                <pic:spPr>
+                  <a:xfrm>
+                    <a:off x="0" y="0"/>
+                    <a:ext cx="1210994" cy="543213"/>
+                  </a:xfrm>
+                  <a:prstGeom prst="rect">
+                    <a:avLst/>
+                  </a:prstGeom>
+                </pic:spPr>
+              </pic:pic>
+            </a:graphicData>
+          </a:graphic>
+          <wp14:sizeRelH relativeFrom="margin">
+            <wp14:pctWidth>0</wp14:pctWidth>
+          </wp14:sizeRelH>
+          <wp14:sizeRelV relativeFrom="margin">
+            <wp14:pctHeight>0</wp14:pctHeight>
+          </wp14:sizeRelV>
+        </wp:anchor>
+      </w:drawing>
+    </w:r>
+  </w:p>
+  <w:p>
+    <w:pPr>
+      <w:pStyle w:val="Header"/>
+    </w:pPr>
+  </w:p>
+</w:hdr>
+</file>
+
+<file path=word/numbering.xml><?xml version="1.0" encoding="utf-8"?>
+<w:numbering xmlns:wpc="http://schemas.microsoft.com/office/word/2010/wordprocessingCanvas" xmlns:cx="http://schemas.microsoft.com/office/drawing/2014/chartex" xmlns:cx1="http://schemas.microsoft.com/office/drawing/2015/9/8/chartex" xmlns:cx2="http://schemas.microsoft.com/office/drawing/2015/10/21/chartex" xmlns:cx3="http://schemas.microsoft.com/office/drawing/2016/5/9/chartex" xmlns:cx4="http://schemas.microsoft.com/office/drawing/2016/5/10/chartex" xmlns:cx5="http://schemas.microsoft.com/office/drawing/2016/5/11/chartex" xmlns:cx6="http://schemas.microsoft.com/office/drawing/2016/5/12/chartex" xmlns:cx7="http://schemas.microsoft.com/office/drawing/2016/5/13/chartex" xmlns:cx8="http://schemas.microsoft.com/office/drawing/2016/5/14/chartex" xmlns:mc="http://schemas.openxmlformats.org/markup-compatibility/2006" xmlns:aink="http://schemas.microsoft.com/office/drawing/2016/ink" xmlns:am3d="http://schemas.microsoft.com/office/drawing/2017/model3d" xmlns:o="urn:schemas-microsoft-com:office:office" xmlns:r="http://schemas.openxmlformats.org/officeDocument/2006/relationships" xmlns:m="http://schemas.openxmlformats.org/officeDocument/2006/math" xmlns:v="urn:schemas-microsoft-com:vml" xmlns:wp14="http://schemas.microsoft.com/office/word/2010/wordprocessingDrawing" xmlns:wp="http://schemas.openxmlformats.org/drawingml/2006/wordprocessingDrawing" xmlns:w10="urn:schemas-microsoft-com:office:word" xmlns:w="http://schemas.openxmlformats.org/wordprocessingml/2006/main" xmlns:w14="http://schemas.microsoft.com/office/word/2010/wordml" xmlns:w15="http://schemas.microsoft.com/office/word/2012/wordml" xmlns:w16cex="http://schemas.microsoft.com/office/word/2018/wordml/cex" xmlns:w16cid="http://schemas.microsoft.com/office/word/2016/wordml/cid" xmlns:w16="http://schemas.microsoft.com/office/word/2018/wordml" xmlns:w16sdtdh="http://schemas.microsoft.com/office/word/2020/wordml/sdtdatahash" xmlns:w16se="http://schemas.microsoft.com/office/word/2015/wordml/symex" xmlns:wpg="http://schemas.microsoft.com/office/word/2010/wordprocessingGroup" xmlns:wpi="http://schemas.microsoft.com/office/word/2010/wordprocessingInk" xmlns:wne="http://schemas.microsoft.com/office/word/2006/wordml" xmlns:wps="http://schemas.microsoft.com/office/word/2010/wordprocessingShape" mc:Ignorable="w14 w15 w16se w16cid w16 w16cex w16sdtdh wp14">
+  <w:abstractNum w:abstractNumId="0" w15:restartNumberingAfterBreak="0">
+    <w:nsid w:val="438632E1"/>
+    <w:multiLevelType w:val="hybridMultilevel"/>
+    <w:tmpl w:val="F0A457AC"/>
+    <w:lvl w:ilvl="0" w:tplc="08090001">
+      <w:start w:val="1"/>
+      <w:numFmt w:val="bullet"/>
+      <w:lvlText w:val=""/>
+      <w:lvlJc w:val="left"/>
+      <w:pPr>
+        <w:ind w:left="720" w:hanging="360"/>
+      </w:pPr>
+      <w:rPr>
+        <w:rFonts w:ascii="Symbol" w:hAnsi="Symbol" w:hint="default"/>
+      </w:rPr>
+    </w:lvl>
+    <w:lvl w:ilvl="1" w:tplc="08090003" w:tentative="1">
+      <w:start w:val="1"/>
+      <w:numFmt w:val="bullet"/>
+      <w:lvlText w:val="o"/>
+      <w:lvlJc w:val="left"/>
+      <w:pPr>
+        <w:ind w:left="1440" w:hanging="360"/>
+      </w:pPr>
+      <w:rPr>
+        <w:rFonts w:ascii="Courier New" w:hAnsi="Courier New" w:cs="Courier New" w:hint="default"/>
+      </w:rPr>
+    </w:lvl>
+    <w:lvl w:ilvl="2" w:tplc="08090005" w:tentative="1">
+      <w:start w:val="1"/>
+      <w:numFmt w:val="bullet"/>
+      <w:lvlText w:val=""/>
+      <w:lvlJc w:val="left"/>
+      <w:pPr>
+        <w:ind w:left="2160" w:hanging="360"/>
+      </w:pPr>
+      <w:rPr>
+        <w:rFonts w:ascii="Wingdings" w:hAnsi="Wingdings" w:hint="default"/>
+      </w:rPr>
+    </w:lvl>
+    <w:lvl w:ilvl="3" w:tplc="08090001" w:tentative="1">
+      <w:start w:val="1"/>
+      <w:numFmt w:val="bullet"/>
+      <w:lvlText w:val=""/>
+      <w:lvlJc w:val="left"/>
+      <w:pPr>
+        <w:ind w:left="2880" w:hanging="360"/>
+      </w:pPr>
+      <w:rPr>
+        <w:rFonts w:ascii="Symbol" w:hAnsi="Symbol" w:hint="default"/>
+      </w:rPr>
+    </w:lvl>
+    <w:lvl w:ilvl="4" w:tplc="08090003" w:tentative="1">
+      <w:start w:val="1"/>
+      <w:numFmt w:val="bullet"/>
+      <w:lvlText w:val="o"/>
+      <w:lvlJc w:val="left"/>
+      <w:pPr>
+        <w:ind w:left="3600" w:hanging="360"/>
+      </w:pPr>
+      <w:rPr>
+        <w:rFonts w:ascii="Courier New" w:hAnsi="Courier New" w:cs="Courier New" w:hint="default"/>
+      </w:rPr>
+    </w:lvl>
+    <w:lvl w:ilvl="5" w:tplc="08090005" w:tentative="1">
+      <w:start w:val="1"/>
+      <w:numFmt w:val="bullet"/>
+      <w:lvlText w:val=""/>
+      <w:lvlJc w:val="left"/>
+      <w:pPr>
+        <w:ind w:left="4320" w:hanging="360"/>
+      </w:pPr>
+      <w:rPr>
+        <w:rFonts w:ascii="Wingdings" w:hAnsi="Wingdings" w:hint="default"/>
+      </w:rPr>
+    </w:lvl>
+    <w:lvl w:ilvl="6" w:tplc="08090001" w:tentative="1">
+      <w:start w:val="1"/>
+      <w:numFmt w:val="bullet"/>
+      <w:lvlText w:val=""/>
+      <w:lvlJc w:val="left"/>
+      <w:pPr>
+        <w:ind w:left="5040" w:hanging="360"/>
+      </w:pPr>
+      <w:rPr>
+        <w:rFonts w:ascii="Symbol" w:hAnsi="Symbol" w:hint="default"/>
+      </w:rPr>
+    </w:lvl>
+    <w:lvl w:ilvl="7" w:tplc="08090003" w:tentative="1">
+      <w:start w:val="1"/>
+      <w:numFmt w:val="bullet"/>
+      <w:lvlText w:val="o"/>
+      <w:lvlJc w:val="left"/>
+      <w:pPr>
+        <w:ind w:left="5760" w:hanging="360"/>
+      </w:pPr>
+      <w:rPr>
+        <w:rFonts w:ascii="Courier New" w:hAnsi="Courier New" w:cs="Courier New" w:hint="default"/>
+      </w:rPr>
+    </w:lvl>
+    <w:lvl w:ilvl="8" w:tplc="08090005" w:tentative="1">
+      <w:start w:val="1"/>
+      <w:numFmt w:val="bullet"/>
+      <w:lvlText w:val=""/>
+      <w:lvlJc w:val="left"/>
+      <w:pPr>
+        <w:ind w:left="6480" w:hanging="360"/>
+      </w:pPr>
+      <w:rPr>
+        <w:rFonts w:ascii="Wingdings" w:hAnsi="Wingdings" w:hint="default"/>
+      </w:rPr>
+    </w:lvl>
+  </w:abstractNum>
+  <w:abstractNum w:abstractNumId="1" w15:restartNumberingAfterBreak="0">
+    <w:nsid w:val="53B51126"/>
+    <w:multiLevelType w:val="hybridMultilevel"/>
+    <w:tmpl w:val="4074FAA0"/>
+    <w:lvl w:ilvl="0" w:tplc="04090001">
+      <w:start w:val="1"/>
+      <w:numFmt w:val="bullet"/>
+      <w:lvlText w:val=""/>
+      <w:lvlJc w:val="left"/>
+      <w:pPr>
+        <w:ind w:left="720" w:hanging="360"/>
+      </w:pPr>
+      <w:rPr>
+        <w:rFonts w:ascii="Symbol" w:hAnsi="Symbol" w:hint="default"/>
+      </w:rPr>
+    </w:lvl>
+    <w:lvl w:ilvl="1" w:tplc="04090003" w:tentative="1">
+      <w:start w:val="1"/>
+      <w:numFmt w:val="bullet"/>
+      <w:lvlText w:val="o"/>
+      <w:lvlJc w:val="left"/>
+      <w:pPr>
+        <w:ind w:left="1440" w:hanging="360"/>
+      </w:pPr>
+      <w:rPr>
+        <w:rFonts w:ascii="Courier New" w:hAnsi="Courier New" w:cs="Courier New" w:hint="default"/>
+      </w:rPr>
+    </w:lvl>
+    <w:lvl w:ilvl="2" w:tplc="04090005" w:tentative="1">
+      <w:start w:val="1"/>
+      <w:numFmt w:val="bullet"/>
+      <w:lvlText w:val=""/>
+      <w:lvlJc w:val="left"/>
+      <w:pPr>
+        <w:ind w:left="2160" w:hanging="360"/>
+      </w:pPr>
+      <w:rPr>
+        <w:rFonts w:ascii="Wingdings" w:hAnsi="Wingdings" w:hint="default"/>
+      </w:rPr>
+    </w:lvl>
+    <w:lvl w:ilvl="3" w:tplc="04090001" w:tentative="1">
+      <w:start w:val="1"/>
+      <w:numFmt w:val="bullet"/>
+      <w:lvlText w:val=""/>
+      <w:lvlJc w:val="left"/>
+      <w:pPr>
+        <w:ind w:left="2880" w:hanging="360"/>
+      </w:pPr>
+      <w:rPr>
+        <w:rFonts w:ascii="Symbol" w:hAnsi="Symbol" w:hint="default"/>
+      </w:rPr>
+    </w:lvl>
+    <w:lvl w:ilvl="4" w:tplc="04090003" w:tentative="1">
+      <w:start w:val="1"/>
+      <w:numFmt w:val="bullet"/>
+      <w:lvlText w:val="o"/>
+      <w:lvlJc w:val="left"/>
+      <w:pPr>
+        <w:ind w:left="3600" w:hanging="360"/>
+      </w:pPr>
+      <w:rPr>
+        <w:rFonts w:ascii="Courier New" w:hAnsi="Courier New" w:cs="Courier New" w:hint="default"/>
+      </w:rPr>
+    </w:lvl>
+    <w:lvl w:ilvl="5" w:tplc="04090005" w:tentative="1">
+      <w:start w:val="1"/>
+      <w:numFmt w:val="bullet"/>
+      <w:lvlText w:val=""/>
+      <w:lvlJc w:val="left"/>
+      <w:pPr>
+        <w:ind w:left="4320" w:hanging="360"/>
+      </w:pPr>
+      <w:rPr>
+        <w:rFonts w:ascii="Wingdings" w:hAnsi="Wingdings" w:hint="default"/>
+      </w:rPr>
+    </w:lvl>
+    <w:lvl w:ilvl="6" w:tplc="04090001" w:tentative="1">
+      <w:start w:val="1"/>
+      <w:numFmt w:val="bullet"/>
+      <w:lvlText w:val=""/>
+      <w:lvlJc w:val="left"/>
+      <w:pPr>
+        <w:ind w:left="5040" w:hanging="360"/>
+      </w:pPr>
+      <w:rPr>
+        <w:rFonts w:ascii="Symbol" w:hAnsi="Symbol" w:hint="default"/>
+      </w:rPr>
+    </w:lvl>
+    <w:lvl w:ilvl="7" w:tplc="04090003" w:tentative="1">
+      <w:start w:val="1"/>
+      <w:numFmt w:val="bullet"/>
+      <w:lvlText w:val="o"/>
+      <w:lvlJc w:val="left"/>
+      <w:pPr>
+        <w:ind w:left="5760" w:hanging="360"/>
+      </w:pPr>
+      <w:rPr>
+        <w:rFonts w:ascii="Courier New" w:hAnsi="Courier New" w:cs="Courier New" w:hint="default"/>
+      </w:rPr>
+    </w:lvl>
+    <w:lvl w:ilvl="8" w:tplc="04090005" w:tentative="1">
+      <w:start w:val="1"/>
+      <w:numFmt w:val="bullet"/>
+      <w:lvlText w:val=""/>
+      <w:lvlJc w:val="left"/>
+      <w:pPr>
+        <w:ind w:left="6480" w:hanging="360"/>
+      </w:pPr>
+      <w:rPr>
+        <w:rFonts w:ascii="Wingdings" w:hAnsi="Wingdings" w:hint="default"/>
+      </w:rPr>
+    </w:lvl>
+  </w:abstractNum>
+  <w:abstractNum w:abstractNumId="2" w15:restartNumberingAfterBreak="0">
+    <w:nsid w:val="5BEA586D"/>
+    <w:multiLevelType w:val="hybridMultilevel"/>
+    <w:tmpl w:val="2FDE9D4A"/>
+    <w:lvl w:ilvl="0" w:tplc="04090001">
+      <w:start w:val="1"/>
+      <w:numFmt w:val="bullet"/>
+      <w:lvlText w:val=""/>
+      <w:lvlJc w:val="left"/>
+      <w:pPr>
+        <w:ind w:left="720" w:hanging="360"/>
+      </w:pPr>
+      <w:rPr>
+        <w:rFonts w:ascii="Symbol" w:hAnsi="Symbol" w:hint="default"/>
+      </w:rPr>
+    </w:lvl>
+    <w:lvl w:ilvl="1" w:tplc="04090003" w:tentative="1">
+      <w:start w:val="1"/>
+      <w:numFmt w:val="bullet"/>
+      <w:lvlText w:val="o"/>
+      <w:lvlJc w:val="left"/>
+      <w:pPr>
+        <w:ind w:left="1440" w:hanging="360"/>
+      </w:pPr>
+      <w:rPr>
+        <w:rFonts w:ascii="Courier New" w:hAnsi="Courier New" w:cs="Courier New" w:hint="default"/>
+      </w:rPr>
+    </w:lvl>
+    <w:lvl w:ilvl="2" w:tplc="04090005" w:tentative="1">
+      <w:start w:val="1"/>
+      <w:numFmt w:val="bullet"/>
+      <w:lvlText w:val=""/>
+      <w:lvlJc w:val="left"/>
+      <w:pPr>
+        <w:ind w:left="2160" w:hanging="360"/>
+      </w:pPr>
+      <w:rPr>
+        <w:rFonts w:ascii="Wingdings" w:hAnsi="Wingdings" w:hint="default"/>
+      </w:rPr>
+    </w:lvl>
+    <w:lvl w:ilvl="3" w:tplc="04090001" w:tentative="1">
+      <w:start w:val="1"/>
+      <w:numFmt w:val="bullet"/>
+      <w:lvlText w:val=""/>
+      <w:lvlJc w:val="left"/>
+      <w:pPr>
+        <w:ind w:left="2880" w:hanging="360"/>
+      </w:pPr>
+      <w:rPr>
+        <w:rFonts w:ascii="Symbol" w:hAnsi="Symbol" w:hint="default"/>
+      </w:rPr>
+    </w:lvl>
+    <w:lvl w:ilvl="4" w:tplc="04090003" w:tentative="1">
+      <w:start w:val="1"/>
+      <w:numFmt w:val="bullet"/>
+      <w:lvlText w:val="o"/>
+      <w:lvlJc w:val="left"/>
+      <w:pPr>
+        <w:ind w:left="3600" w:hanging="360"/>
+      </w:pPr>
+      <w:rPr>
+        <w:rFonts w:ascii="Courier New" w:hAnsi="Courier New" w:cs="Courier New" w:hint="default"/>
+      </w:rPr>
+    </w:lvl>
+    <w:lvl w:ilvl="5" w:tplc="04090005" w:tentative="1">
+      <w:start w:val="1"/>
+      <w:numFmt w:val="bullet"/>
+      <w:lvlText w:val=""/>
+      <w:lvlJc w:val="left"/>
+      <w:pPr>
+        <w:ind w:left="4320" w:hanging="360"/>
+      </w:pPr>
+      <w:rPr>
+        <w:rFonts w:ascii="Wingdings" w:hAnsi="Wingdings" w:hint="default"/>
+      </w:rPr>
+    </w:lvl>
+    <w:lvl w:ilvl="6" w:tplc="04090001" w:tentative="1">
+      <w:start w:val="1"/>
+      <w:numFmt w:val="bullet"/>
+      <w:lvlText w:val=""/>
+      <w:lvlJc w:val="left"/>
+      <w:pPr>
+        <w:ind w:left="5040" w:hanging="360"/>
+      </w:pPr>
+      <w:rPr>
+        <w:rFonts w:ascii="Symbol" w:hAnsi="Symbol" w:hint="default"/>
+      </w:rPr>
+    </w:lvl>
+    <w:lvl w:ilvl="7" w:tplc="04090003" w:tentative="1">
+      <w:start w:val="1"/>
+      <w:numFmt w:val="bullet"/>
+      <w:lvlText w:val="o"/>
+      <w:lvlJc w:val="left"/>
+      <w:pPr>
+        <w:ind w:left="5760" w:hanging="360"/>
+      </w:pPr>
+      <w:rPr>
+        <w:rFonts w:ascii="Courier New" w:hAnsi="Courier New" w:cs="Courier New" w:hint="default"/>
+      </w:rPr>
+    </w:lvl>
+    <w:lvl w:ilvl="8" w:tplc="04090005" w:tentative="1">
+      <w:start w:val="1"/>
+      <w:numFmt w:val="bullet"/>
+      <w:lvlText w:val=""/>
+      <w:lvlJc w:val="left"/>
+      <w:pPr>
+        <w:ind w:left="6480" w:hanging="360"/>
+      </w:pPr>
+      <w:rPr>
+        <w:rFonts w:ascii="Wingdings" w:hAnsi="Wingdings" w:hint="default"/>
+      </w:rPr>
+    </w:lvl>
+  </w:abstractNum>
+  <w:abstractNum w:abstractNumId="3" w15:restartNumberingAfterBreak="0">
+    <w:nsid w:val="680B35B5"/>
+    <w:multiLevelType w:val="hybridMultilevel"/>
+    <w:tmpl w:val="2BC48B60"/>
+    <w:lvl w:ilvl="0" w:tplc="08090001">
+      <w:start w:val="1"/>
+      <w:numFmt w:val="bullet"/>
+      <w:lvlText w:val=""/>
+      <w:lvlJc w:val="left"/>
+      <w:pPr>
+        <w:ind w:left="720" w:hanging="360"/>
+      </w:pPr>
+      <w:rPr>
+        <w:rFonts w:ascii="Symbol" w:hAnsi="Symbol" w:hint="default"/>
+      </w:rPr>
+    </w:lvl>
+    <w:lvl w:ilvl="1" w:tplc="08090003" w:tentative="1">
+      <w:start w:val="1"/>
+      <w:numFmt w:val="bullet"/>
+      <w:lvlText w:val="o"/>
+      <w:lvlJc w:val="left"/>
+      <w:pPr>
+        <w:ind w:left="1440" w:hanging="360"/>
+      </w:pPr>
+      <w:rPr>
+        <w:rFonts w:ascii="Courier New" w:hAnsi="Courier New" w:cs="Courier New" w:hint="default"/>
+      </w:rPr>
+    </w:lvl>
+    <w:lvl w:ilvl="2" w:tplc="08090005" w:tentative="1">
+      <w:start w:val="1"/>
+      <w:numFmt w:val="bullet"/>
+      <w:lvlText w:val=""/>
+      <w:lvlJc w:val="left"/>
+      <w:pPr>
+        <w:ind w:left="2160" w:hanging="360"/>
+      </w:pPr>
+      <w:rPr>
+        <w:rFonts w:ascii="Wingdings" w:hAnsi="Wingdings" w:hint="default"/>
+      </w:rPr>
+    </w:lvl>
+    <w:lvl w:ilvl="3" w:tplc="08090001" w:tentative="1">
+      <w:start w:val="1"/>
+      <w:numFmt w:val="bullet"/>
+      <w:lvlText w:val=""/>
+      <w:lvlJc w:val="left"/>
+      <w:pPr>
+        <w:ind w:left="2880" w:hanging="360"/>
+      </w:pPr>
+      <w:rPr>
+        <w:rFonts w:ascii="Symbol" w:hAnsi="Symbol" w:hint="default"/>
+      </w:rPr>
+    </w:lvl>
+    <w:lvl w:ilvl="4" w:tplc="08090003" w:tentative="1">
+      <w:start w:val="1"/>
+      <w:numFmt w:val="bullet"/>
+      <w:lvlText w:val="o"/>
+      <w:lvlJc w:val="left"/>
+      <w:pPr>
+        <w:ind w:left="3600" w:hanging="360"/>
+      </w:pPr>
+      <w:rPr>
+        <w:rFonts w:ascii="Courier New" w:hAnsi="Courier New" w:cs="Courier New" w:hint="default"/>
+      </w:rPr>
+    </w:lvl>
+    <w:lvl w:ilvl="5" w:tplc="08090005" w:tentative="1">
+      <w:start w:val="1"/>
+      <w:numFmt w:val="bullet"/>
+      <w:lvlText w:val=""/>
+      <w:lvlJc w:val="left"/>
+      <w:pPr>
+        <w:ind w:left="4320" w:hanging="360"/>
+      </w:pPr>
+      <w:rPr>
+        <w:rFonts w:ascii="Wingdings" w:hAnsi="Wingdings" w:hint="default"/>
+      </w:rPr>
+    </w:lvl>
+    <w:lvl w:ilvl="6" w:tplc="08090001" w:tentative="1">
+      <w:start w:val="1"/>
+      <w:numFmt w:val="bullet"/>
+      <w:lvlText w:val=""/>
+      <w:lvlJc w:val="left"/>
+      <w:pPr>
+        <w:ind w:left="5040" w:hanging="360"/>
+      </w:pPr>
+      <w:rPr>
+        <w:rFonts w:ascii="Symbol" w:hAnsi="Symbol" w:hint="default"/>
+      </w:rPr>
+    </w:lvl>
+    <w:lvl w:ilvl="7" w:tplc="08090003" w:tentative="1">
+      <w:start w:val="1"/>
+      <w:numFmt w:val="bullet"/>
+      <w:lvlText w:val="o"/>
+      <w:lvlJc w:val="left"/>
+      <w:pPr>
+        <w:ind w:left="5760" w:hanging="360"/>
+      </w:pPr>
+      <w:rPr>
+        <w:rFonts w:ascii="Courier New" w:hAnsi="Courier New" w:cs="Courier New" w:hint="default"/>
+      </w:rPr>
+    </w:lvl>
+    <w:lvl w:ilvl="8" w:tplc="08090005" w:tentative="1">
+      <w:start w:val="1"/>
+      <w:numFmt w:val="bullet"/>
+      <w:lvlText w:val=""/>
+      <w:lvlJc w:val="left"/>
+      <w:pPr>
+        <w:ind w:left="6480" w:hanging="360"/>
+      </w:pPr>
+      <w:rPr>
+        <w:rFonts w:ascii="Wingdings" w:hAnsi="Wingdings" w:hint="default"/>
+      </w:rPr>
+    </w:lvl>
+  </w:abstractNum>
+  <w:num w:numId="1">
+    <w:abstractNumId w:val="1"/>
+  </w:num>
+  <w:num w:numId="2">
+    <w:abstractNumId w:val="2"/>
+  </w:num>
+  <w:num w:numId="3">
+    <w:abstractNumId w:val="3"/>
+  </w:num>
+  <w:num w:numId="4">
+    <w:abstractNumId w:val="0"/>
+  </w:num>
+</w:numbering>
+</file>
+
 <file path=word/styles.xml><?xml version="1.0" encoding="utf-8"?>
 <w:styles xmlns:mc="http://schemas.openxmlformats.org/markup-compatibility/2006" xmlns:r="http://schemas.openxmlformats.org/officeDocument/2006/relationships" xmlns:w="http://schemas.openxmlformats.org/wordprocessingml/2006/main" xmlns:w14="http://schemas.microsoft.com/office/word/2010/wordml" xmlns:w15="http://schemas.microsoft.com/office/word/2012/wordml" xmlns:w16cex="http://schemas.microsoft.com/office/word/2018/wordml/cex" xmlns:w16cid="http://schemas.microsoft.com/office/word/2016/wordml/cid" xmlns:w16="http://schemas.microsoft.com/office/word/2018/wordml" xmlns:w16sdtdh="http://schemas.microsoft.com/office/word/2020/wordml/sdtdatahash" xmlns:w16se="http://schemas.microsoft.com/office/word/2015/wordml/symex" mc:Ignorable="w14 w15 w16se w16cid w16 w16cex w16sdtdh">
   <w:docDefaults>
     <w:rPrDefault>
       <w:rPr>
         <w:rFonts w:asciiTheme="minorHAnsi" w:eastAsiaTheme="minorHAnsi" w:hAnsiTheme="minorHAnsi" w:cstheme="minorBidi"/>
-        <w:sz w:val="22"/>
-        <w:szCs w:val="22"/>
+        <w:sz w:val="24"/>
+        <w:szCs w:val="24"/>
         <w:lang w:val="en-US" w:eastAsia="en-US" w:bidi="ar-SA"/>
       </w:rPr>
     </w:rPrDefault>
-    <w:pPrDefault>
-      <w:pPr>
-        <w:spacing w:after="160" w:line="259" w:lineRule="auto"/>
-      </w:pPr>
-    </w:pPrDefault>
+    <w:pPrDefault/>
   </w:docDefaults>
   <w:latentStyles w:defLockedState="0" w:defUIPriority="99" w:defSemiHidden="0" w:defUnhideWhenUsed="0" w:defQFormat="0" w:count="376">
     <w:lsdException w:name="Normal" w:uiPriority="0" w:qFormat="1"/>
@@ -825,45 +1613,6 @@
     <w:name w:val="Normal"/>
     <w:qFormat/>
   </w:style>
-  <w:style w:type="paragraph" w:styleId="Heading1">
-    <w:name w:val="heading 1"/>
-    <w:basedOn w:val="Normal"/>
-    <w:link w:val="Heading1Char"/>
-    <w:uiPriority w:val="9"/>
-    <w:qFormat/>
-    <w:rsid w:val="00B7550C"/>
-    <w:pPr>
-      <w:spacing w:before="100" w:beforeAutospacing="1" w:after="100" w:afterAutospacing="1" w:line="240" w:lineRule="auto"/>
-      <w:outlineLvl w:val="0"/>
-    </w:pPr>
-    <w:rPr>
-      <w:rFonts w:ascii="Times New Roman" w:eastAsia="Times New Roman" w:hAnsi="Times New Roman" w:cs="Times New Roman"/>
-      <w:b/>
-      <w:bCs/>
-      <w:kern w:val="36"/>
-      <w:sz w:val="48"/>
-      <w:szCs w:val="48"/>
-    </w:rPr>
-  </w:style>
-  <w:style w:type="paragraph" w:styleId="Heading3">
-    <w:name w:val="heading 3"/>
-    <w:basedOn w:val="Normal"/>
-    <w:link w:val="Heading3Char"/>
-    <w:uiPriority w:val="9"/>
-    <w:qFormat/>
-    <w:rsid w:val="00B7550C"/>
-    <w:pPr>
-      <w:spacing w:before="100" w:beforeAutospacing="1" w:after="100" w:afterAutospacing="1" w:line="240" w:lineRule="auto"/>
-      <w:outlineLvl w:val="2"/>
-    </w:pPr>
-    <w:rPr>
-      <w:rFonts w:ascii="Times New Roman" w:eastAsia="Times New Roman" w:hAnsi="Times New Roman" w:cs="Times New Roman"/>
-      <w:b/>
-      <w:bCs/>
-      <w:sz w:val="27"/>
-      <w:szCs w:val="27"/>
-    </w:rPr>
-  </w:style>
   <w:style w:type="character" w:default="1" w:styleId="DefaultParagraphFont">
     <w:name w:val="Default Paragraph Font"/>
     <w:uiPriority w:val="1"/>
@@ -891,61 +1640,68 @@
     <w:semiHidden/>
     <w:unhideWhenUsed/>
   </w:style>
-  <w:style w:type="character" w:customStyle="1" w:styleId="Heading1Char">
-    <w:name w:val="Heading 1 Char"/>
+  <w:style w:type="paragraph" w:styleId="ListParagraph">
+    <w:name w:val="List Paragraph"/>
+    <w:basedOn w:val="Normal"/>
+    <w:uiPriority w:val="34"/>
+    <w:qFormat/>
+    <w:rsid w:val="00C97D7E"/>
+    <w:pPr>
+      <w:ind w:left="720"/>
+      <w:contextualSpacing/>
+    </w:pPr>
+  </w:style>
+  <w:style w:type="paragraph" w:styleId="Header">
+    <w:name w:val="header"/>
+    <w:basedOn w:val="Normal"/>
+    <w:link w:val="HeaderChar"/>
+    <w:uiPriority w:val="99"/>
+    <w:unhideWhenUsed/>
+    <w:rsid w:val="009B1975"/>
+    <w:pPr>
+      <w:tabs>
+        <w:tab w:val="center" w:pos="4513"/>
+        <w:tab w:val="right" w:pos="9026"/>
+      </w:tabs>
+    </w:pPr>
+  </w:style>
+  <w:style w:type="character" w:customStyle="1" w:styleId="HeaderChar">
+    <w:name w:val="Header Char"/>
     <w:basedOn w:val="DefaultParagraphFont"/>
-    <w:link w:val="Heading1"/>
-    <w:uiPriority w:val="9"/>
-    <w:rsid w:val="00B7550C"/>
-    <w:rPr>
-      <w:rFonts w:ascii="Times New Roman" w:eastAsia="Times New Roman" w:hAnsi="Times New Roman" w:cs="Times New Roman"/>
-      <w:b/>
-      <w:bCs/>
-      <w:kern w:val="36"/>
-      <w:sz w:val="48"/>
-      <w:szCs w:val="48"/>
-    </w:rPr>
+    <w:link w:val="Header"/>
+    <w:uiPriority w:val="99"/>
+    <w:rsid w:val="009B1975"/>
   </w:style>
-  <w:style w:type="character" w:customStyle="1" w:styleId="Heading3Char">
-    <w:name w:val="Heading 3 Char"/>
+  <w:style w:type="paragraph" w:styleId="Footer">
+    <w:name w:val="footer"/>
+    <w:basedOn w:val="Normal"/>
+    <w:link w:val="FooterChar"/>
+    <w:uiPriority w:val="99"/>
+    <w:unhideWhenUsed/>
+    <w:rsid w:val="009B1975"/>
+    <w:pPr>
+      <w:tabs>
+        <w:tab w:val="center" w:pos="4513"/>
+        <w:tab w:val="right" w:pos="9026"/>
+      </w:tabs>
+    </w:pPr>
+  </w:style>
+  <w:style w:type="character" w:customStyle="1" w:styleId="FooterChar">
+    <w:name w:val="Footer Char"/>
     <w:basedOn w:val="DefaultParagraphFont"/>
-    <w:link w:val="Heading3"/>
-    <w:uiPriority w:val="9"/>
-    <w:rsid w:val="00B7550C"/>
-    <w:rPr>
-      <w:rFonts w:ascii="Times New Roman" w:eastAsia="Times New Roman" w:hAnsi="Times New Roman" w:cs="Times New Roman"/>
-      <w:b/>
-      <w:bCs/>
-      <w:sz w:val="27"/>
-      <w:szCs w:val="27"/>
-    </w:rPr>
+    <w:link w:val="Footer"/>
+    <w:uiPriority w:val="99"/>
+    <w:rsid w:val="009B1975"/>
   </w:style>
-  <w:style w:type="character" w:styleId="Strong">
-    <w:name w:val="Strong"/>
+  <w:style w:type="character" w:customStyle="1" w:styleId="normaltextrun">
+    <w:name w:val="normaltextrun"/>
     <w:basedOn w:val="DefaultParagraphFont"/>
-    <w:uiPriority w:val="22"/>
-    <w:qFormat/>
-    <w:rsid w:val="00B7550C"/>
-    <w:rPr>
-      <w:b/>
-      <w:bCs/>
-    </w:rPr>
+    <w:rsid w:val="002D08F6"/>
   </w:style>
-  <w:style w:type="paragraph" w:styleId="NormalWeb">
-    <w:name w:val="Normal (Web)"/>
-    <w:basedOn w:val="Normal"/>
-    <w:uiPriority w:val="99"/>
-    <w:semiHidden/>
-    <w:unhideWhenUsed/>
-    <w:rsid w:val="00B7550C"/>
-    <w:pPr>
-      <w:spacing w:before="100" w:beforeAutospacing="1" w:after="100" w:afterAutospacing="1" w:line="240" w:lineRule="auto"/>
-    </w:pPr>
-    <w:rPr>
-      <w:rFonts w:ascii="Times New Roman" w:eastAsia="Times New Roman" w:hAnsi="Times New Roman" w:cs="Times New Roman"/>
-      <w:sz w:val="24"/>
-      <w:szCs w:val="24"/>
-    </w:rPr>
+  <w:style w:type="character" w:customStyle="1" w:styleId="eop">
+    <w:name w:val="eop"/>
+    <w:basedOn w:val="DefaultParagraphFont"/>
+    <w:rsid w:val="002D08F6"/>
   </w:style>
 </w:styles>
 </file>
@@ -1243,4 +1999,16 @@
     </a:ext>
   </a:extLst>
 </a:theme>
+</file>
+
+<file path=customXml/item1.xml><?xml version="1.0" encoding="utf-8"?>
+<b:Sources xmlns:b="http://schemas.openxmlformats.org/officeDocument/2006/bibliography" xmlns="http://schemas.openxmlformats.org/officeDocument/2006/bibliography" SelectedStyle="\APASixthEditionOfficeOnline.xsl" StyleName="APA" Version="6"/>
+</file>
+
+<file path=customXml/itemProps1.xml><?xml version="1.0" encoding="utf-8"?>
+<ds:datastoreItem xmlns:ds="http://schemas.openxmlformats.org/officeDocument/2006/customXml" ds:itemID="{2671FD44-8A80-42BF-A487-7BC03B8D4091}">
+  <ds:schemaRefs>
+    <ds:schemaRef ds:uri="http://schemas.openxmlformats.org/officeDocument/2006/bibliography"/>
+  </ds:schemaRefs>
+</ds:datastoreItem>
 </file>